--- a/apps/denidin-app/tests/fixtures/ledger_069/agreement_doc_multi.docx
+++ b/apps/denidin-app/tests/fixtures/ledger_069/agreement_doc_multi.docx
@@ -10,7 +10,7 @@
     <w:p/>
     <w:p>
       <w:r>
-        <w:t>נחתם ביום 22/05/2026 בין משרד עורכי הדין ("המשרד") לבין הלקוחה גב' נטלי ברנשטיין (ת.ז. 041228876), מרחוב האלון 7, רעננה ("הלקוחה").</w:t>
+        <w:t>נחתם ביום 22/05/2026 בין משרד עורכי הדין ("המשרד") לבין הלקוחה גב' מרים בן שעיה (ת.ז. 041228876), מרחוב האלון 7, רעננה ("הלקוחה").</w:t>
       </w:r>
     </w:p>
     <w:p/>
@@ -161,7 +161,7 @@
     <w:p/>
     <w:p>
       <w:r>
-        <w:t>התשלומים ישולמו על ידי בעלה של הלקוחה, מר דניאל ברנשטיין, מבלי לגרוע מאחריות הלקוחה.</w:t>
+        <w:t>התשלומים ישולמו על ידי אביה של הלקוחה, מר איתן רוזן, מבלי לגרוע מאחריות הלקוחה.</w:t>
       </w:r>
     </w:p>
     <w:p/>
